--- a/paper/kampala_damage_paper4.docx
+++ b/paper/kampala_damage_paper4.docx
@@ -2351,13 +2351,13 @@
       </w:r>
     </w:p>
     <w:bookmarkEnd w:id="15"/>
-    <w:bookmarkStart w:id="16" w:name="references-to-complete"/>
+    <w:bookmarkStart w:id="16" w:name="references"/>
     <w:p>
       <w:pPr>
         <w:pStyle w:val="Heading1"/>
       </w:pPr>
       <w:r>
-        <w:t xml:space="preserve">References (to complete)</w:t>
+        <w:t xml:space="preserve">References</w:t>
       </w:r>
     </w:p>
     <w:p>
@@ -2369,7 +2369,7 @@
         </w:numPr>
       </w:pPr>
       <w:r>
-        <w:t xml:space="preserve">Huizinga, J., de Moel, H., Szewczyk, W. (2017).</w:t>
+        <w:t xml:space="preserve">Huizinga, J., de Moel, H. and Szewczyk, W. (2017).</w:t>
       </w:r>
       <w:r>
         <w:t xml:space="preserve"> </w:t>
@@ -2379,10 +2379,10 @@
           <w:i/>
           <w:iCs/>
         </w:rPr>
-        <w:t xml:space="preserve">Global flood depth-damage functions</w:t>
-      </w:r>
-      <w:r>
-        <w:t xml:space="preserve">. JRC Technical Report.</w:t>
+        <w:t xml:space="preserve">Global flood depth-damage functions: methodology and the database with guidelines</w:t>
+      </w:r>
+      <w:r>
+        <w:t xml:space="preserve">. EUR 28552 EN, JRC105688. Publications Office of the European Union. doi:10.2760/16510</w:t>
       </w:r>
     </w:p>
     <w:p>
@@ -2394,7 +2394,7 @@
         </w:numPr>
       </w:pPr>
       <w:r>
-        <w:t xml:space="preserve">Zheng, X. et al. (2018). River channel geometry and rating curve estimation using height above the nearest drainage.</w:t>
+        <w:t xml:space="preserve">Zheng, X., Tarboton, D. G., Maidment, D. R., Liu, Y. Y. and Passalacqua, P. (2018). River channel geometry and rating curve estimation using height above the nearest drainage.</w:t>
       </w:r>
       <w:r>
         <w:t xml:space="preserve"> </w:t>
@@ -2404,10 +2404,13 @@
           <w:i/>
           <w:iCs/>
         </w:rPr>
-        <w:t xml:space="preserve">JAWRA</w:t>
-      </w:r>
-      <w:r>
-        <w:t xml:space="preserve">.</w:t>
+        <w:t xml:space="preserve">Journal of the American Water Resources Association</w:t>
+      </w:r>
+      <w:r>
+        <w:t xml:space="preserve"> </w:t>
+      </w:r>
+      <w:r>
+        <w:t xml:space="preserve">54(4), 785–806. doi:10.1111/1752-1688.12661</w:t>
       </w:r>
     </w:p>
     <w:p>
@@ -2419,7 +2422,252 @@
         </w:numPr>
       </w:pPr>
       <w:r>
-        <w:t xml:space="preserve">Papers A, 1, 3 and 6 of this programme.</w:t>
+        <w:t xml:space="preserve">Ward, P. J., Jongman, B., Weiland, F. S., Bouwman, A., van Beek, R., Bierkens, M. F. P., Ligtvoet, W. and Winsemius, H. C. (2013). Assessing flood risk at the global scale: model setup, results, and sensitivity.</w:t>
+      </w:r>
+      <w:r>
+        <w:t xml:space="preserve"> </w:t>
+      </w:r>
+      <w:r>
+        <w:rPr>
+          <w:i/>
+          <w:iCs/>
+        </w:rPr>
+        <w:t xml:space="preserve">Environmental Research Letters</w:t>
+      </w:r>
+      <w:r>
+        <w:t xml:space="preserve"> </w:t>
+      </w:r>
+      <w:r>
+        <w:t xml:space="preserve">8, 044019. doi:10.1088/1748-9326/8/4/044019</w:t>
+      </w:r>
+    </w:p>
+    <w:p>
+      <w:pPr>
+        <w:pStyle w:val="Compact"/>
+        <w:numPr>
+          <w:ilvl w:val="0"/>
+          <w:numId w:val="1007"/>
+        </w:numPr>
+      </w:pPr>
+      <w:r>
+        <w:t xml:space="preserve">Meyer, V. et al. (2013). Review article: Assessing the costs of natural hazards – state of the art and knowledge gaps.</w:t>
+      </w:r>
+      <w:r>
+        <w:t xml:space="preserve"> </w:t>
+      </w:r>
+      <w:r>
+        <w:rPr>
+          <w:i/>
+          <w:iCs/>
+        </w:rPr>
+        <w:t xml:space="preserve">Natural Hazards and Earth System Sciences</w:t>
+      </w:r>
+      <w:r>
+        <w:t xml:space="preserve"> </w:t>
+      </w:r>
+      <w:r>
+        <w:t xml:space="preserve">13, 1351–1373. doi:10.5194/nhess-13-1351-2013</w:t>
+      </w:r>
+    </w:p>
+    <w:p>
+      <w:pPr>
+        <w:pStyle w:val="Compact"/>
+        <w:numPr>
+          <w:ilvl w:val="0"/>
+          <w:numId w:val="1007"/>
+        </w:numPr>
+      </w:pPr>
+      <w:r>
+        <w:t xml:space="preserve">Rentschler, J., Salhab, M. and Jafino, B. A. (2022). Flood exposure and poverty in 188 countries.</w:t>
+      </w:r>
+      <w:r>
+        <w:t xml:space="preserve"> </w:t>
+      </w:r>
+      <w:r>
+        <w:rPr>
+          <w:i/>
+          <w:iCs/>
+        </w:rPr>
+        <w:t xml:space="preserve">Nature Communications</w:t>
+      </w:r>
+      <w:r>
+        <w:t xml:space="preserve"> </w:t>
+      </w:r>
+      <w:r>
+        <w:t xml:space="preserve">13, 3527. doi:10.1038/s41467-022-30727-4</w:t>
+      </w:r>
+    </w:p>
+    <w:p>
+      <w:pPr>
+        <w:pStyle w:val="Compact"/>
+        <w:numPr>
+          <w:ilvl w:val="0"/>
+          <w:numId w:val="1007"/>
+        </w:numPr>
+      </w:pPr>
+      <w:r>
+        <w:t xml:space="preserve">Olsson, H., Mugume, S. N. and Sörensen, J. (2025). Modelling the effect of sediment and solid waste deposition on pluvial flood risk using in situ high-resolution rainfall and water level measurements.</w:t>
+      </w:r>
+      <w:r>
+        <w:t xml:space="preserve"> </w:t>
+      </w:r>
+      <w:r>
+        <w:rPr>
+          <w:i/>
+          <w:iCs/>
+        </w:rPr>
+        <w:t xml:space="preserve">Water Science &amp; Technology</w:t>
+      </w:r>
+      <w:r>
+        <w:t xml:space="preserve"> </w:t>
+      </w:r>
+      <w:r>
+        <w:t xml:space="preserve">91(6), 757–. doi:10.2166/wst.2025.039</w:t>
+      </w:r>
+    </w:p>
+    <w:p>
+      <w:pPr>
+        <w:pStyle w:val="Compact"/>
+        <w:numPr>
+          <w:ilvl w:val="0"/>
+          <w:numId w:val="1007"/>
+        </w:numPr>
+      </w:pPr>
+      <w:r>
+        <w:t xml:space="preserve">Kuichling, E. (1889). The relation between the rainfall and the discharge of sewers in populous districts.</w:t>
+      </w:r>
+      <w:r>
+        <w:t xml:space="preserve"> </w:t>
+      </w:r>
+      <w:r>
+        <w:rPr>
+          <w:i/>
+          <w:iCs/>
+        </w:rPr>
+        <w:t xml:space="preserve">Transactions of the American Society of Civil Engineers</w:t>
+      </w:r>
+      <w:r>
+        <w:t xml:space="preserve"> </w:t>
+      </w:r>
+      <w:r>
+        <w:t xml:space="preserve">20, 1–56.</w:t>
+      </w:r>
+    </w:p>
+    <w:p>
+      <w:pPr>
+        <w:pStyle w:val="Compact"/>
+        <w:numPr>
+          <w:ilvl w:val="0"/>
+          <w:numId w:val="1007"/>
+        </w:numPr>
+      </w:pPr>
+      <w:r>
+        <w:t xml:space="preserve">Kirpich, Z. P. (1940). Time of concentration of small agricultural watersheds.</w:t>
+      </w:r>
+      <w:r>
+        <w:t xml:space="preserve"> </w:t>
+      </w:r>
+      <w:r>
+        <w:rPr>
+          <w:i/>
+          <w:iCs/>
+        </w:rPr>
+        <w:t xml:space="preserve">Civil Engineering</w:t>
+      </w:r>
+      <w:r>
+        <w:t xml:space="preserve"> </w:t>
+      </w:r>
+      <w:r>
+        <w:t xml:space="preserve">10(6), 362.</w:t>
+      </w:r>
+    </w:p>
+    <w:p>
+      <w:pPr>
+        <w:pStyle w:val="Compact"/>
+        <w:numPr>
+          <w:ilvl w:val="0"/>
+          <w:numId w:val="1007"/>
+        </w:numPr>
+      </w:pPr>
+      <w:r>
+        <w:t xml:space="preserve">Chow, V. T. (1959).</w:t>
+      </w:r>
+      <w:r>
+        <w:t xml:space="preserve"> </w:t>
+      </w:r>
+      <w:r>
+        <w:rPr>
+          <w:i/>
+          <w:iCs/>
+        </w:rPr>
+        <w:t xml:space="preserve">Open-channel hydraulics</w:t>
+      </w:r>
+      <w:r>
+        <w:t xml:space="preserve">. McGraw-Hill, New York.</w:t>
+      </w:r>
+    </w:p>
+    <w:p>
+      <w:pPr>
+        <w:pStyle w:val="Compact"/>
+        <w:numPr>
+          <w:ilvl w:val="0"/>
+          <w:numId w:val="1007"/>
+        </w:numPr>
+      </w:pPr>
+      <w:r>
+        <w:t xml:space="preserve">Microsoft (2023). Global ML Building Footprints. github.com/microsoft/GlobalMLBuildingFootprints</w:t>
+      </w:r>
+    </w:p>
+    <w:p>
+      <w:pPr>
+        <w:pStyle w:val="Compact"/>
+        <w:numPr>
+          <w:ilvl w:val="0"/>
+          <w:numId w:val="1007"/>
+        </w:numPr>
+      </w:pPr>
+      <w:r>
+        <w:t xml:space="preserve">European Space Agency (2021). Copernicus DEM GLO-30. doi:10.5270/ESA-c5d3d65</w:t>
+      </w:r>
+    </w:p>
+    <w:p>
+      <w:pPr>
+        <w:pStyle w:val="Compact"/>
+        <w:numPr>
+          <w:ilvl w:val="0"/>
+          <w:numId w:val="1007"/>
+        </w:numPr>
+      </w:pPr>
+      <w:r>
+        <w:t xml:space="preserve">Nobre, A. D., Cuartas, L. A., Hodnett, M., Rennó, C. D., Rodrigues, G., Silveira, A., Waterloo, M. and Saleska, S. (2011). Height Above the Nearest Drainage – a hydrologically relevant new terrain model.</w:t>
+      </w:r>
+      <w:r>
+        <w:t xml:space="preserve"> </w:t>
+      </w:r>
+      <w:r>
+        <w:rPr>
+          <w:i/>
+          <w:iCs/>
+        </w:rPr>
+        <w:t xml:space="preserve">Journal of Hydrology</w:t>
+      </w:r>
+      <w:r>
+        <w:t xml:space="preserve"> </w:t>
+      </w:r>
+      <w:r>
+        <w:t xml:space="preserve">404, 13–29. doi:10.1016/j.jhydrol.2011.03.051</w:t>
+      </w:r>
+    </w:p>
+    <w:p>
+      <w:pPr>
+        <w:pStyle w:val="Compact"/>
+        <w:numPr>
+          <w:ilvl w:val="0"/>
+          <w:numId w:val="1007"/>
+        </w:numPr>
+      </w:pPr>
+      <w:r>
+        <w:t xml:space="preserve">Companion papers of this programme: A, 1, 3 and 6.</w:t>
       </w:r>
     </w:p>
     <w:bookmarkEnd w:id="16"/>
@@ -2770,7 +3018,34 @@
     <w:abstractNumId w:val="991"/>
   </w:num>
   <w:num w:numId="1007">
-    <w:abstractNumId w:val="991"/>
+    <w:abstractNumId w:val="99411"/>
+    <w:lvlOverride w:ilvl="0">
+      <w:startOverride w:val="1"/>
+    </w:lvlOverride>
+    <w:lvlOverride w:ilvl="1">
+      <w:startOverride w:val="1"/>
+    </w:lvlOverride>
+    <w:lvlOverride w:ilvl="2">
+      <w:startOverride w:val="1"/>
+    </w:lvlOverride>
+    <w:lvlOverride w:ilvl="3">
+      <w:startOverride w:val="1"/>
+    </w:lvlOverride>
+    <w:lvlOverride w:ilvl="4">
+      <w:startOverride w:val="1"/>
+    </w:lvlOverride>
+    <w:lvlOverride w:ilvl="5">
+      <w:startOverride w:val="1"/>
+    </w:lvlOverride>
+    <w:lvlOverride w:ilvl="6">
+      <w:startOverride w:val="1"/>
+    </w:lvlOverride>
+    <w:lvlOverride w:ilvl="7">
+      <w:startOverride w:val="1"/>
+    </w:lvlOverride>
+    <w:lvlOverride w:ilvl="8">
+      <w:startOverride w:val="1"/>
+    </w:lvlOverride>
   </w:num>
 </w:numbering>
 </file>
